--- a/a7/packages/A7 Unit 3 - Exponents and Scientific Notation/Lessons/3.09/A7 3.09 Writing Small Numbers in Scientific Notation - Independent Set.docx
+++ b/a7/packages/A7 Unit 3 - Exponents and Scientific Notation/Lessons/3.09/A7 3.09 Writing Small Numbers in Scientific Notation - Independent Set.docx
@@ -322,7 +322,7 @@
                     <a:graphicData uri="http://schemas.openxmlformats.org/drawingml/2006/picture">
                       <pic:pic>
                         <pic:nvPicPr>
-                          <pic:cNvPr id="0" name="c519dcc6ed48e496.png"/>
+                          <pic:cNvPr id="0" name="67ef7714746b0e56.png"/>
                           <pic:cNvPicPr/>
                         </pic:nvPicPr>
                         <pic:blipFill>
